--- a/4 курс/Бухгалтерский учет/Документ Microsoft Word.docx
+++ b/4 курс/Бухгалтерский учет/Документ Microsoft Word.docx
@@ -3,6 +3,14 @@
 <w:document xmlns:wpc="http://schemas.microsoft.com/office/word/2010/wordprocessingCanvas" xmlns:cx="http://schemas.microsoft.com/office/drawing/2014/chartex" xmlns:cx1="http://schemas.microsoft.com/office/drawing/2015/9/8/chartex" xmlns:cx2="http://schemas.microsoft.com/office/drawing/2015/10/21/chartex" xmlns:cx3="http://schemas.microsoft.com/office/drawing/2016/5/9/chartex" xmlns:cx4="http://schemas.microsoft.com/office/drawing/2016/5/10/chartex" xmlns:cx5="http://schemas.microsoft.com/office/drawing/2016/5/11/chartex" xmlns:cx6="http://schemas.microsoft.com/office/drawing/2016/5/12/chartex" xmlns:cx7="http://schemas.microsoft.com/office/drawing/2016/5/13/chartex" xmlns:cx8="http://schemas.microsoft.com/office/drawing/2016/5/14/chartex" xmlns:mc="http://schemas.openxmlformats.org/markup-compatibility/2006" xmlns:aink="http://schemas.microsoft.com/office/drawing/2016/ink" xmlns:am3d="http://schemas.microsoft.com/office/drawing/2017/model3d" xmlns:o="urn:schemas-microsoft-com:office:office" xmlns:oel="http://schemas.microsoft.com/office/2019/extlst" xmlns:r="http://schemas.openxmlformats.org/officeDocument/2006/relationships" xmlns:m="http://schemas.openxmlformats.org/officeDocument/2006/math" xmlns:v="urn:schemas-microsoft-com:vml" xmlns:wp14="http://schemas.microsoft.com/office/word/2010/wordprocessingDrawing" xmlns:wp="http://schemas.openxmlformats.org/drawingml/2006/wordprocessingDrawing" xmlns:w10="urn:schemas-microsoft-com:office:word" xmlns:w="http://schemas.openxmlformats.org/wordprocessingml/2006/main" xmlns:w14="http://schemas.microsoft.com/office/word/2010/wordml" xmlns:w15="http://schemas.microsoft.com/office/word/2012/wordml" xmlns:w16cex="http://schemas.microsoft.com/office/word/2018/wordml/cex" xmlns:w16cid="http://schemas.microsoft.com/office/word/2016/wordml/cid" xmlns:w16="http://schemas.microsoft.com/office/word/2018/wordml" xmlns:w16sdtdh="http://schemas.microsoft.com/office/word/2020/wordml/sdtdatahash" xmlns:w16se="http://schemas.microsoft.com/office/word/2015/wordml/symex" xmlns:wpg="http://schemas.microsoft.com/office/word/2010/wordprocessingGroup" xmlns:wpi="http://schemas.microsoft.com/office/word/2010/wordprocessingInk" xmlns:wne="http://schemas.microsoft.com/office/word/2006/wordml" xmlns:wps="http://schemas.microsoft.com/office/word/2010/wordprocessingShape" mc:Ignorable="w14 w15 w16se w16cid w16 w16cex w16sdtdh wp14">
   <w:body>
     <w:p>
+      <w:pPr>
+        <w:pStyle w:val="a3"/>
+      </w:pPr>
+      <w:r>
+        <w:t>Двойная запись</w:t>
+      </w:r>
+    </w:p>
+    <w:p>
       <w:r>
         <w:t xml:space="preserve">Двойная </w:t>
       </w:r>
@@ -15,15 +23,7 @@
       </w:r>
       <w:proofErr w:type="gramEnd"/>
       <w:r>
-        <w:t xml:space="preserve">активное </w:t>
-      </w:r>
-      <w:proofErr w:type="spellStart"/>
-      <w:r>
-        <w:t>счита</w:t>
-      </w:r>
-      <w:proofErr w:type="spellEnd"/>
-      <w:r>
-        <w:t xml:space="preserve"> )</w:t>
+        <w:t>активное счита )</w:t>
       </w:r>
       <w:r>
         <w:br/>
@@ -190,10 +190,7 @@
         <w:t>(СН)</w:t>
       </w:r>
       <w:r>
-        <w:t xml:space="preserve"> + </w:t>
-      </w:r>
-      <w:r>
-        <w:t>Оборот по дебиту</w:t>
+        <w:t xml:space="preserve"> + Оборот по дебиту</w:t>
       </w:r>
       <w:r>
         <w:t>(ОД)</w:t>
@@ -231,8 +228,6 @@
       </w:r>
       <w:r>
         <w:tab/>
-      </w:r>
-      <w:r>
         <w:t>70п</w:t>
       </w:r>
     </w:p>
@@ -326,12 +321,7 @@
       </w:r>
       <w:r>
         <w:tab/>
-      </w:r>
-      <w:r>
-        <w:t>2</w:t>
-      </w:r>
-      <w:r>
-        <w:t>00к</w:t>
+        <w:t>200к</w:t>
       </w:r>
     </w:p>
     <w:p>
@@ -438,6 +428,7 @@
     </w:p>
     <w:p>
       <w:r>
+        <w:lastRenderedPageBreak/>
         <w:t>Счета</w:t>
       </w:r>
       <w:r>
@@ -502,10 +493,7 @@
         <w:ind w:left="708" w:firstLine="708"/>
       </w:pPr>
       <w:r>
-        <w:t>по сч</w:t>
-      </w:r>
-      <w:r>
-        <w:t>71</w:t>
+        <w:t>по сч71</w:t>
       </w:r>
       <w:r>
         <w:tab/>
@@ -515,31 +503,42 @@
       </w:r>
       <w:r>
         <w:tab/>
-      </w:r>
-      <w:r>
-        <w:t>5</w:t>
-      </w:r>
-      <w:r>
-        <w:t xml:space="preserve">к </w:t>
-      </w:r>
-      <w:r>
+        <w:t>5к по сч50</w:t>
+      </w:r>
+    </w:p>
+    <w:p>
+      <w:r>
+        <w:t xml:space="preserve">       </w:t>
+      </w:r>
+      <w:r>
+        <w:tab/>
+      </w:r>
+      <w:r>
+        <w:tab/>
+        <w:t>по сч10.4</w:t>
+      </w:r>
+      <w:r>
+        <w:tab/>
+      </w:r>
+      <w:r>
+        <w:t>|</w:t>
+      </w:r>
+      <w:r>
+        <w:tab/>
+        <w:t>3к по сч71</w:t>
+      </w:r>
+    </w:p>
+    <w:p>
+      <w:r>
+        <w:t xml:space="preserve">       </w:t>
+      </w:r>
+      <w:r>
+        <w:tab/>
+      </w:r>
+      <w:r>
+        <w:tab/>
         <w:t>по сч50</w:t>
       </w:r>
-    </w:p>
-    <w:p>
-      <w:r>
-        <w:t xml:space="preserve">       </w:t>
-      </w:r>
-      <w:r>
-        <w:tab/>
-      </w:r>
-      <w:r>
-        <w:tab/>
-        <w:t>по сч</w:t>
-      </w:r>
-      <w:r>
-        <w:t>10.4</w:t>
-      </w:r>
       <w:r>
         <w:tab/>
       </w:r>
@@ -548,48 +547,7 @@
       </w:r>
       <w:r>
         <w:tab/>
-      </w:r>
-      <w:r>
-        <w:t xml:space="preserve">3к </w:t>
-      </w:r>
-      <w:r>
-        <w:t>по сч</w:t>
-      </w:r>
-      <w:r>
-        <w:t>71</w:t>
-      </w:r>
-    </w:p>
-    <w:p>
-      <w:r>
-        <w:t xml:space="preserve">       </w:t>
-      </w:r>
-      <w:r>
-        <w:tab/>
-      </w:r>
-      <w:r>
-        <w:tab/>
-        <w:t>по сч</w:t>
-      </w:r>
-      <w:r>
-        <w:t>50</w:t>
-      </w:r>
-      <w:r>
-        <w:tab/>
-      </w:r>
-      <w:r>
-        <w:t>|</w:t>
-      </w:r>
-      <w:r>
-        <w:tab/>
-      </w:r>
-      <w:r>
-        <w:t xml:space="preserve">2к </w:t>
-      </w:r>
-      <w:r>
-        <w:t>по сч</w:t>
-      </w:r>
-      <w:r>
-        <w:t>71</w:t>
+        <w:t>2к по сч71</w:t>
       </w:r>
     </w:p>
     <w:p/>
@@ -608,10 +566,7 @@
       </w:r>
       <w:r>
         <w:tab/>
-        <w:t xml:space="preserve">Пример АП счета </w:t>
-      </w:r>
-      <w:r>
-        <w:t>68</w:t>
+        <w:t>Пример АП счета 68</w:t>
       </w:r>
     </w:p>
     <w:p>
@@ -646,8 +601,6 @@
       </w:r>
       <w:r>
         <w:tab/>
-      </w:r>
-      <w:r>
         <w:t>СН</w:t>
       </w:r>
     </w:p>
@@ -660,8 +613,6 @@
       </w:r>
       <w:r>
         <w:tab/>
-      </w:r>
-      <w:r>
         <w:t>Обороты</w:t>
       </w:r>
       <w:r>
@@ -672,8 +623,6 @@
       </w:r>
       <w:r>
         <w:tab/>
-      </w:r>
-      <w:r>
         <w:t>Обороты</w:t>
       </w:r>
     </w:p>
@@ -711,8 +660,6 @@
       </w:r>
       <w:r>
         <w:tab/>
-      </w:r>
-      <w:r>
         <w:t>СК</w:t>
       </w:r>
       <w:r>
@@ -726,8 +673,6 @@
       </w:r>
       <w:r>
         <w:tab/>
-      </w:r>
-      <w:r>
         <w:t>СК</w:t>
       </w:r>
     </w:p>
@@ -800,10 +745,311 @@
     </w:p>
     <w:p>
       <w:r>
+        <w:lastRenderedPageBreak/>
         <w:t xml:space="preserve">Учет на аналитических счетах ведут и в денежном выражении, и в натуральных измерителях: </w:t>
       </w:r>
     </w:p>
+    <w:p>
+      <w:pPr>
+        <w:pStyle w:val="a3"/>
+      </w:pPr>
+      <w:r>
+        <w:t xml:space="preserve">Учетная политика </w:t>
+      </w:r>
+    </w:p>
+    <w:p>
+      <w:r>
+        <w:t xml:space="preserve">РСБУ, МСФР – </w:t>
+      </w:r>
+      <w:r>
+        <w:t>Учетная политика</w:t>
+      </w:r>
+    </w:p>
+    <w:p>
+      <w:r>
+        <w:t>РСБУ</w:t>
+      </w:r>
+      <w:r>
+        <w:t xml:space="preserve"> – учетная политика российская</w:t>
+      </w:r>
+    </w:p>
+    <w:p>
+      <w:r>
+        <w:t>МСФР</w:t>
+      </w:r>
+      <w:r>
+        <w:t xml:space="preserve"> – учетная политика мировая</w:t>
+      </w:r>
+    </w:p>
+    <w:p>
+      <w:r>
+        <w:t>ПБУ - Положения по Бух Учету (В мире кол-во 42)</w:t>
+      </w:r>
+    </w:p>
+    <w:p>
+      <w:r>
+        <w:t>ПБУ 1\2008 с учетом изменений и дополнений. (Пишется так)</w:t>
+      </w:r>
+    </w:p>
+    <w:p>
+      <w:r>
+        <w:t xml:space="preserve">Кто работает на экспорт или импорт тот сдает документы – </w:t>
+      </w:r>
+      <w:r>
+        <w:t>РСБУ</w:t>
+      </w:r>
+      <w:r>
+        <w:t xml:space="preserve"> и</w:t>
+      </w:r>
+      <w:r>
+        <w:t xml:space="preserve"> МСФР</w:t>
+      </w:r>
+      <w:r>
+        <w:t>,</w:t>
+      </w:r>
+    </w:p>
+    <w:p>
+      <w:r>
+        <w:t>Бухгалтерский учет должен быть такой же как налоговый учет, равнозначны.</w:t>
+      </w:r>
+    </w:p>
+    <w:p>
+      <w:r>
+        <w:t>Счет 96 – Резервы предстоящих расходов, отпуска работников, починка оборудования и тд.</w:t>
+      </w:r>
+    </w:p>
+    <w:p>
+      <w:r>
+        <w:t xml:space="preserve">Для чего нужно Учетная политика – организация при ведении УП нанимает Глав. Бухгалтера (Либо директор </w:t>
+      </w:r>
+      <w:proofErr w:type="gramStart"/>
+      <w:r>
+        <w:t>ам</w:t>
+      </w:r>
+      <w:proofErr w:type="gramEnd"/>
+      <w:r>
+        <w:t xml:space="preserve"> но ответственность на нем)</w:t>
+      </w:r>
+      <w:r>
+        <w:br/>
+        <w:t>Организации обязаны вести как бухгалтерский так и налоговый учет</w:t>
+      </w:r>
+    </w:p>
+    <w:p>
+      <w:r>
+        <w:t>Учетная политика</w:t>
+      </w:r>
+      <w:r>
+        <w:t xml:space="preserve"> (УП)</w:t>
+      </w:r>
+      <w:r>
+        <w:t xml:space="preserve"> – </w:t>
+      </w:r>
+      <w:r>
+        <w:t>формируется на каждый отчетный год. Она должна быть утверждена приказом руководителя</w:t>
+      </w:r>
+      <w:r>
+        <w:t xml:space="preserve"> (Это будет номер приказа 1 или последний)</w:t>
+      </w:r>
+      <w:r>
+        <w:t>.</w:t>
+      </w:r>
+    </w:p>
+    <w:p>
+      <w:r>
+        <w:t xml:space="preserve">Учетную политику сдавать в налоговую инспекцию </w:t>
+      </w:r>
+      <w:r>
+        <w:rPr>
+          <w:b/>
+          <w:bCs/>
+        </w:rPr>
+        <w:t>не нужно</w:t>
+      </w:r>
+      <w:r>
+        <w:t xml:space="preserve"> и прикладывать к годовому отчету </w:t>
+      </w:r>
+      <w:r>
+        <w:rPr>
+          <w:b/>
+          <w:bCs/>
+        </w:rPr>
+        <w:t>не надо</w:t>
+      </w:r>
+      <w:r>
+        <w:rPr>
+          <w:b/>
+          <w:bCs/>
+        </w:rPr>
+        <w:t>,</w:t>
+      </w:r>
+      <w:r>
+        <w:t xml:space="preserve"> аудиторское заключение так же </w:t>
+      </w:r>
+      <w:r>
+        <w:rPr>
+          <w:b/>
+          <w:bCs/>
+        </w:rPr>
+        <w:t>не</w:t>
+      </w:r>
+      <w:r>
+        <w:rPr>
+          <w:b/>
+          <w:bCs/>
+        </w:rPr>
+        <w:t xml:space="preserve"> </w:t>
+      </w:r>
+      <w:r>
+        <w:rPr>
+          <w:b/>
+          <w:bCs/>
+        </w:rPr>
+        <w:t>надо</w:t>
+      </w:r>
+    </w:p>
+    <w:p>
+      <w:r>
+        <w:rPr>
+          <w:b/>
+          <w:bCs/>
+        </w:rPr>
+        <w:t>УП</w:t>
+      </w:r>
+      <w:r>
+        <w:t xml:space="preserve"> – один из документов, который, запросят инспекторы и аудиторы при провидении проверки.</w:t>
+      </w:r>
+    </w:p>
+    <w:p>
+      <w:r>
+        <w:t xml:space="preserve">На кого возложена ведение Бухгалтерский учет – Руководитель и главный Бухгалтер </w:t>
+      </w:r>
+    </w:p>
     <w:p/>
+    <w:p>
+      <w:r>
+        <w:t>В УП необходимо отразить рабочий план счетов. Состав и формы отчётности.</w:t>
+      </w:r>
+    </w:p>
+    <w:p>
+      <w:pPr>
+        <w:rPr>
+          <w:b/>
+          <w:bCs/>
+        </w:rPr>
+      </w:pPr>
+      <w:r>
+        <w:rPr>
+          <w:b/>
+          <w:bCs/>
+        </w:rPr>
+        <w:t>Инвентаризация</w:t>
+      </w:r>
+    </w:p>
+    <w:p>
+      <w:r>
+        <w:t xml:space="preserve">Инвентаризация – позволяет сверить учетную информацию о наличии имущества и состояние расчетов с </w:t>
+      </w:r>
+      <w:r>
+        <w:t>контрагентами</w:t>
+      </w:r>
+      <w:r>
+        <w:t>.</w:t>
+      </w:r>
+    </w:p>
+    <w:p>
+      <w:r>
+        <w:t>Многие ПБУ – стали ФСБУ</w:t>
+      </w:r>
+      <w:r>
+        <w:t xml:space="preserve"> 6\2020</w:t>
+      </w:r>
+    </w:p>
+    <w:p>
+      <w:r>
+        <w:br w:type="page"/>
+      </w:r>
+    </w:p>
+    <w:p>
+      <w:pPr>
+        <w:tabs>
+          <w:tab w:val="left" w:pos="4170"/>
+        </w:tabs>
+      </w:pPr>
+      <w:r>
+        <w:lastRenderedPageBreak/>
+        <w:t xml:space="preserve">Учет товаров и материалов - </w:t>
+      </w:r>
+      <w:r>
+        <w:t>Оценка важна</w:t>
+      </w:r>
+      <w:r>
+        <w:t xml:space="preserve"> для отражения расходов в бух учете. Есть 3 варианта</w:t>
+      </w:r>
+    </w:p>
+    <w:p>
+      <w:pPr>
+        <w:pStyle w:val="a7"/>
+        <w:numPr>
+          <w:ilvl w:val="0"/>
+          <w:numId w:val="1"/>
+        </w:numPr>
+        <w:tabs>
+          <w:tab w:val="left" w:pos="4170"/>
+        </w:tabs>
+      </w:pPr>
+      <w:r>
+        <w:t xml:space="preserve">По средней стоимости единицы товара при их списании, передачи в производство и продажи </w:t>
+      </w:r>
+    </w:p>
+    <w:p>
+      <w:pPr>
+        <w:pStyle w:val="a7"/>
+        <w:numPr>
+          <w:ilvl w:val="0"/>
+          <w:numId w:val="1"/>
+        </w:numPr>
+        <w:tabs>
+          <w:tab w:val="left" w:pos="4170"/>
+        </w:tabs>
+      </w:pPr>
+      <w:r>
+        <w:t>Фактической себестоимости</w:t>
+      </w:r>
+    </w:p>
+    <w:p>
+      <w:pPr>
+        <w:pStyle w:val="a7"/>
+        <w:numPr>
+          <w:ilvl w:val="0"/>
+          <w:numId w:val="1"/>
+        </w:numPr>
+        <w:tabs>
+          <w:tab w:val="left" w:pos="4170"/>
+        </w:tabs>
+      </w:pPr>
+      <w:r>
+        <w:t>По стоимости первых закупок ФИФО</w:t>
+      </w:r>
+    </w:p>
+    <w:p>
+      <w:pPr>
+        <w:tabs>
+          <w:tab w:val="left" w:pos="4170"/>
+        </w:tabs>
+      </w:pPr>
+      <w:r>
+        <w:t xml:space="preserve">Правила раздельного учета (особенно учет НДС). Особо важное значение УП имеет для </w:t>
+      </w:r>
+      <w:proofErr w:type="gramStart"/>
+      <w:r>
+        <w:t>тех</w:t>
+      </w:r>
+      <w:proofErr w:type="gramEnd"/>
+      <w:r>
+        <w:t xml:space="preserve"> кто применяет одновременно несколько налоговых режимов (ОСНО общая система налого обложения и УСНО Упрощённая система налого обложения)</w:t>
+      </w:r>
+    </w:p>
     <w:sectPr>
       <w:pgSz w:w="11906" w:h="16838"/>
       <w:pgMar w:top="1134" w:right="850" w:bottom="1134" w:left="1701" w:header="708" w:footer="708" w:gutter="0"/>
@@ -812,6 +1058,287 @@
     </w:sectPr>
   </w:body>
 </w:document>
+</file>
+
+<file path=word/numbering.xml><?xml version="1.0" encoding="utf-8"?>
+<w:numbering xmlns:wpc="http://schemas.microsoft.com/office/word/2010/wordprocessingCanvas" xmlns:cx="http://schemas.microsoft.com/office/drawing/2014/chartex" xmlns:cx1="http://schemas.microsoft.com/office/drawing/2015/9/8/chartex" xmlns:cx2="http://schemas.microsoft.com/office/drawing/2015/10/21/chartex" xmlns:cx3="http://schemas.microsoft.com/office/drawing/2016/5/9/chartex" xmlns:cx4="http://schemas.microsoft.com/office/drawing/2016/5/10/chartex" xmlns:cx5="http://schemas.microsoft.com/office/drawing/2016/5/11/chartex" xmlns:cx6="http://schemas.microsoft.com/office/drawing/2016/5/12/chartex" xmlns:cx7="http://schemas.microsoft.com/office/drawing/2016/5/13/chartex" xmlns:cx8="http://schemas.microsoft.com/office/drawing/2016/5/14/chartex" xmlns:mc="http://schemas.openxmlformats.org/markup-compatibility/2006" xmlns:aink="http://schemas.microsoft.com/office/drawing/2016/ink" xmlns:am3d="http://schemas.microsoft.com/office/drawing/2017/model3d" xmlns:o="urn:schemas-microsoft-com:office:office" xmlns:oel="http://schemas.microsoft.com/office/2019/extlst" xmlns:r="http://schemas.openxmlformats.org/officeDocument/2006/relationships" xmlns:m="http://schemas.openxmlformats.org/officeDocument/2006/math" xmlns:v="urn:schemas-microsoft-com:vml" xmlns:wp14="http://schemas.microsoft.com/office/word/2010/wordprocessingDrawing" xmlns:wp="http://schemas.openxmlformats.org/drawingml/2006/wordprocessingDrawing" xmlns:w10="urn:schemas-microsoft-com:office:word" xmlns:w="http://schemas.openxmlformats.org/wordprocessingml/2006/main" xmlns:w14="http://schemas.microsoft.com/office/word/2010/wordml" xmlns:w15="http://schemas.microsoft.com/office/word/2012/wordml" xmlns:w16cex="http://schemas.microsoft.com/office/word/2018/wordml/cex" xmlns:w16cid="http://schemas.microsoft.com/office/word/2016/wordml/cid" xmlns:w16="http://schemas.microsoft.com/office/word/2018/wordml" xmlns:w16sdtdh="http://schemas.microsoft.com/office/word/2020/wordml/sdtdatahash" xmlns:w16se="http://schemas.microsoft.com/office/word/2015/wordml/symex" xmlns:wpg="http://schemas.microsoft.com/office/word/2010/wordprocessingGroup" xmlns:wpi="http://schemas.microsoft.com/office/word/2010/wordprocessingInk" xmlns:wne="http://schemas.microsoft.com/office/word/2006/wordml" xmlns:wps="http://schemas.microsoft.com/office/word/2010/wordprocessingShape" mc:Ignorable="w14 w15 w16se w16cid w16 w16cex w16sdtdh wp14">
+  <w:abstractNum w:abstractNumId="0" w15:restartNumberingAfterBreak="0">
+    <w:nsid w:val="1D0F6FBD"/>
+    <w:multiLevelType w:val="hybridMultilevel"/>
+    <w:tmpl w:val="E9C4BED8"/>
+    <w:lvl w:ilvl="0" w:tplc="04190011">
+      <w:start w:val="1"/>
+      <w:numFmt w:val="decimal"/>
+      <w:lvlText w:val="%1)"/>
+      <w:lvlJc w:val="left"/>
+      <w:pPr>
+        <w:ind w:left="720" w:hanging="360"/>
+      </w:pPr>
+      <w:rPr>
+        <w:rFonts w:hint="default"/>
+      </w:rPr>
+    </w:lvl>
+    <w:lvl w:ilvl="1" w:tplc="04190019" w:tentative="1">
+      <w:start w:val="1"/>
+      <w:numFmt w:val="lowerLetter"/>
+      <w:lvlText w:val="%2."/>
+      <w:lvlJc w:val="left"/>
+      <w:pPr>
+        <w:ind w:left="1440" w:hanging="360"/>
+      </w:pPr>
+    </w:lvl>
+    <w:lvl w:ilvl="2" w:tplc="0419001B" w:tentative="1">
+      <w:start w:val="1"/>
+      <w:numFmt w:val="lowerRoman"/>
+      <w:lvlText w:val="%3."/>
+      <w:lvlJc w:val="right"/>
+      <w:pPr>
+        <w:ind w:left="2160" w:hanging="180"/>
+      </w:pPr>
+    </w:lvl>
+    <w:lvl w:ilvl="3" w:tplc="0419000F" w:tentative="1">
+      <w:start w:val="1"/>
+      <w:numFmt w:val="decimal"/>
+      <w:lvlText w:val="%4."/>
+      <w:lvlJc w:val="left"/>
+      <w:pPr>
+        <w:ind w:left="2880" w:hanging="360"/>
+      </w:pPr>
+    </w:lvl>
+    <w:lvl w:ilvl="4" w:tplc="04190019" w:tentative="1">
+      <w:start w:val="1"/>
+      <w:numFmt w:val="lowerLetter"/>
+      <w:lvlText w:val="%5."/>
+      <w:lvlJc w:val="left"/>
+      <w:pPr>
+        <w:ind w:left="3600" w:hanging="360"/>
+      </w:pPr>
+    </w:lvl>
+    <w:lvl w:ilvl="5" w:tplc="0419001B" w:tentative="1">
+      <w:start w:val="1"/>
+      <w:numFmt w:val="lowerRoman"/>
+      <w:lvlText w:val="%6."/>
+      <w:lvlJc w:val="right"/>
+      <w:pPr>
+        <w:ind w:left="4320" w:hanging="180"/>
+      </w:pPr>
+    </w:lvl>
+    <w:lvl w:ilvl="6" w:tplc="0419000F" w:tentative="1">
+      <w:start w:val="1"/>
+      <w:numFmt w:val="decimal"/>
+      <w:lvlText w:val="%7."/>
+      <w:lvlJc w:val="left"/>
+      <w:pPr>
+        <w:ind w:left="5040" w:hanging="360"/>
+      </w:pPr>
+    </w:lvl>
+    <w:lvl w:ilvl="7" w:tplc="04190019" w:tentative="1">
+      <w:start w:val="1"/>
+      <w:numFmt w:val="lowerLetter"/>
+      <w:lvlText w:val="%8."/>
+      <w:lvlJc w:val="left"/>
+      <w:pPr>
+        <w:ind w:left="5760" w:hanging="360"/>
+      </w:pPr>
+    </w:lvl>
+    <w:lvl w:ilvl="8" w:tplc="0419001B" w:tentative="1">
+      <w:start w:val="1"/>
+      <w:numFmt w:val="lowerRoman"/>
+      <w:lvlText w:val="%9."/>
+      <w:lvlJc w:val="right"/>
+      <w:pPr>
+        <w:ind w:left="6480" w:hanging="180"/>
+      </w:pPr>
+    </w:lvl>
+  </w:abstractNum>
+  <w:abstractNum w:abstractNumId="1" w15:restartNumberingAfterBreak="0">
+    <w:nsid w:val="340A2CD8"/>
+    <w:multiLevelType w:val="hybridMultilevel"/>
+    <w:tmpl w:val="7F4E39CC"/>
+    <w:lvl w:ilvl="0" w:tplc="04190011">
+      <w:start w:val="1"/>
+      <w:numFmt w:val="decimal"/>
+      <w:lvlText w:val="%1)"/>
+      <w:lvlJc w:val="left"/>
+      <w:pPr>
+        <w:ind w:left="720" w:hanging="360"/>
+      </w:pPr>
+      <w:rPr>
+        <w:rFonts w:hint="default"/>
+      </w:rPr>
+    </w:lvl>
+    <w:lvl w:ilvl="1" w:tplc="04190019" w:tentative="1">
+      <w:start w:val="1"/>
+      <w:numFmt w:val="lowerLetter"/>
+      <w:lvlText w:val="%2."/>
+      <w:lvlJc w:val="left"/>
+      <w:pPr>
+        <w:ind w:left="1440" w:hanging="360"/>
+      </w:pPr>
+    </w:lvl>
+    <w:lvl w:ilvl="2" w:tplc="0419001B" w:tentative="1">
+      <w:start w:val="1"/>
+      <w:numFmt w:val="lowerRoman"/>
+      <w:lvlText w:val="%3."/>
+      <w:lvlJc w:val="right"/>
+      <w:pPr>
+        <w:ind w:left="2160" w:hanging="180"/>
+      </w:pPr>
+    </w:lvl>
+    <w:lvl w:ilvl="3" w:tplc="0419000F" w:tentative="1">
+      <w:start w:val="1"/>
+      <w:numFmt w:val="decimal"/>
+      <w:lvlText w:val="%4."/>
+      <w:lvlJc w:val="left"/>
+      <w:pPr>
+        <w:ind w:left="2880" w:hanging="360"/>
+      </w:pPr>
+    </w:lvl>
+    <w:lvl w:ilvl="4" w:tplc="04190019" w:tentative="1">
+      <w:start w:val="1"/>
+      <w:numFmt w:val="lowerLetter"/>
+      <w:lvlText w:val="%5."/>
+      <w:lvlJc w:val="left"/>
+      <w:pPr>
+        <w:ind w:left="3600" w:hanging="360"/>
+      </w:pPr>
+    </w:lvl>
+    <w:lvl w:ilvl="5" w:tplc="0419001B" w:tentative="1">
+      <w:start w:val="1"/>
+      <w:numFmt w:val="lowerRoman"/>
+      <w:lvlText w:val="%6."/>
+      <w:lvlJc w:val="right"/>
+      <w:pPr>
+        <w:ind w:left="4320" w:hanging="180"/>
+      </w:pPr>
+    </w:lvl>
+    <w:lvl w:ilvl="6" w:tplc="0419000F" w:tentative="1">
+      <w:start w:val="1"/>
+      <w:numFmt w:val="decimal"/>
+      <w:lvlText w:val="%7."/>
+      <w:lvlJc w:val="left"/>
+      <w:pPr>
+        <w:ind w:left="5040" w:hanging="360"/>
+      </w:pPr>
+    </w:lvl>
+    <w:lvl w:ilvl="7" w:tplc="04190019" w:tentative="1">
+      <w:start w:val="1"/>
+      <w:numFmt w:val="lowerLetter"/>
+      <w:lvlText w:val="%8."/>
+      <w:lvlJc w:val="left"/>
+      <w:pPr>
+        <w:ind w:left="5760" w:hanging="360"/>
+      </w:pPr>
+    </w:lvl>
+    <w:lvl w:ilvl="8" w:tplc="0419001B" w:tentative="1">
+      <w:start w:val="1"/>
+      <w:numFmt w:val="lowerRoman"/>
+      <w:lvlText w:val="%9."/>
+      <w:lvlJc w:val="right"/>
+      <w:pPr>
+        <w:ind w:left="6480" w:hanging="180"/>
+      </w:pPr>
+    </w:lvl>
+  </w:abstractNum>
+  <w:abstractNum w:abstractNumId="2" w15:restartNumberingAfterBreak="0">
+    <w:nsid w:val="6EE92591"/>
+    <w:multiLevelType w:val="hybridMultilevel"/>
+    <w:tmpl w:val="E52C750C"/>
+    <w:lvl w:ilvl="0" w:tplc="04190011">
+      <w:start w:val="1"/>
+      <w:numFmt w:val="decimal"/>
+      <w:lvlText w:val="%1)"/>
+      <w:lvlJc w:val="left"/>
+      <w:pPr>
+        <w:ind w:left="720" w:hanging="360"/>
+      </w:pPr>
+      <w:rPr>
+        <w:rFonts w:hint="default"/>
+      </w:rPr>
+    </w:lvl>
+    <w:lvl w:ilvl="1" w:tplc="04190019" w:tentative="1">
+      <w:start w:val="1"/>
+      <w:numFmt w:val="lowerLetter"/>
+      <w:lvlText w:val="%2."/>
+      <w:lvlJc w:val="left"/>
+      <w:pPr>
+        <w:ind w:left="1440" w:hanging="360"/>
+      </w:pPr>
+    </w:lvl>
+    <w:lvl w:ilvl="2" w:tplc="0419001B" w:tentative="1">
+      <w:start w:val="1"/>
+      <w:numFmt w:val="lowerRoman"/>
+      <w:lvlText w:val="%3."/>
+      <w:lvlJc w:val="right"/>
+      <w:pPr>
+        <w:ind w:left="2160" w:hanging="180"/>
+      </w:pPr>
+    </w:lvl>
+    <w:lvl w:ilvl="3" w:tplc="0419000F" w:tentative="1">
+      <w:start w:val="1"/>
+      <w:numFmt w:val="decimal"/>
+      <w:lvlText w:val="%4."/>
+      <w:lvlJc w:val="left"/>
+      <w:pPr>
+        <w:ind w:left="2880" w:hanging="360"/>
+      </w:pPr>
+    </w:lvl>
+    <w:lvl w:ilvl="4" w:tplc="04190019" w:tentative="1">
+      <w:start w:val="1"/>
+      <w:numFmt w:val="lowerLetter"/>
+      <w:lvlText w:val="%5."/>
+      <w:lvlJc w:val="left"/>
+      <w:pPr>
+        <w:ind w:left="3600" w:hanging="360"/>
+      </w:pPr>
+    </w:lvl>
+    <w:lvl w:ilvl="5" w:tplc="0419001B" w:tentative="1">
+      <w:start w:val="1"/>
+      <w:numFmt w:val="lowerRoman"/>
+      <w:lvlText w:val="%6."/>
+      <w:lvlJc w:val="right"/>
+      <w:pPr>
+        <w:ind w:left="4320" w:hanging="180"/>
+      </w:pPr>
+    </w:lvl>
+    <w:lvl w:ilvl="6" w:tplc="0419000F" w:tentative="1">
+      <w:start w:val="1"/>
+      <w:numFmt w:val="decimal"/>
+      <w:lvlText w:val="%7."/>
+      <w:lvlJc w:val="left"/>
+      <w:pPr>
+        <w:ind w:left="5040" w:hanging="360"/>
+      </w:pPr>
+    </w:lvl>
+    <w:lvl w:ilvl="7" w:tplc="04190019" w:tentative="1">
+      <w:start w:val="1"/>
+      <w:numFmt w:val="lowerLetter"/>
+      <w:lvlText w:val="%8."/>
+      <w:lvlJc w:val="left"/>
+      <w:pPr>
+        <w:ind w:left="5760" w:hanging="360"/>
+      </w:pPr>
+    </w:lvl>
+    <w:lvl w:ilvl="8" w:tplc="0419001B" w:tentative="1">
+      <w:start w:val="1"/>
+      <w:numFmt w:val="lowerRoman"/>
+      <w:lvlText w:val="%9."/>
+      <w:lvlJc w:val="right"/>
+      <w:pPr>
+        <w:ind w:left="6480" w:hanging="180"/>
+      </w:pPr>
+    </w:lvl>
+  </w:abstractNum>
+  <w:num w:numId="1" w16cid:durableId="808089582">
+    <w:abstractNumId w:val="1"/>
+  </w:num>
+  <w:num w:numId="2" w16cid:durableId="1445925124">
+    <w:abstractNumId w:val="0"/>
+  </w:num>
+  <w:num w:numId="3" w16cid:durableId="504369068">
+    <w:abstractNumId w:val="2"/>
+  </w:num>
+</w:numbering>
 </file>
 
 <file path=word/styles.xml><?xml version="1.0" encoding="utf-8"?>

--- a/4 курс/Бухгалтерский учет/Документ Microsoft Word.docx
+++ b/4 курс/Бухгалтерский учет/Документ Microsoft Word.docx
@@ -23,7 +23,15 @@
       </w:r>
       <w:proofErr w:type="gramEnd"/>
       <w:r>
-        <w:t>активное счита )</w:t>
+        <w:t xml:space="preserve">активное </w:t>
+      </w:r>
+      <w:proofErr w:type="spellStart"/>
+      <w:r>
+        <w:t>счита</w:t>
+      </w:r>
+      <w:proofErr w:type="spellEnd"/>
+      <w:r>
+        <w:t xml:space="preserve"> )</w:t>
       </w:r>
       <w:r>
         <w:br/>
@@ -767,18 +775,12 @@
     </w:p>
     <w:p>
       <w:r>
-        <w:t>РСБУ</w:t>
-      </w:r>
-      <w:r>
-        <w:t xml:space="preserve"> – учетная политика российская</w:t>
-      </w:r>
-    </w:p>
-    <w:p>
-      <w:r>
-        <w:t>МСФР</w:t>
-      </w:r>
-      <w:r>
-        <w:t xml:space="preserve"> – учетная политика мировая</w:t>
+        <w:t>РСБУ – учетная политика российская</w:t>
+      </w:r>
+    </w:p>
+    <w:p>
+      <w:r>
+        <w:t>МСФР – учетная политика мировая</w:t>
       </w:r>
     </w:p>
     <w:p>
@@ -793,19 +795,7 @@
     </w:p>
     <w:p>
       <w:r>
-        <w:t xml:space="preserve">Кто работает на экспорт или импорт тот сдает документы – </w:t>
-      </w:r>
-      <w:r>
-        <w:t>РСБУ</w:t>
-      </w:r>
-      <w:r>
-        <w:t xml:space="preserve"> и</w:t>
-      </w:r>
-      <w:r>
-        <w:t xml:space="preserve"> МСФР</w:t>
-      </w:r>
-      <w:r>
-        <w:t>,</w:t>
+        <w:t>Кто работает на экспорт или импорт тот сдает документы – РСБУ и МСФР,</w:t>
       </w:r>
     </w:p>
     <w:p>
@@ -815,17 +805,27 @@
     </w:p>
     <w:p>
       <w:r>
-        <w:t>Счет 96 – Резервы предстоящих расходов, отпуска работников, починка оборудования и тд.</w:t>
+        <w:t xml:space="preserve">Счет 96 – Резервы предстоящих расходов, отпуска работников, починка оборудования и </w:t>
+      </w:r>
+      <w:proofErr w:type="spellStart"/>
+      <w:r>
+        <w:t>тд</w:t>
+      </w:r>
+      <w:proofErr w:type="spellEnd"/>
+      <w:r>
+        <w:t>.</w:t>
       </w:r>
     </w:p>
     <w:p>
       <w:r>
         <w:t xml:space="preserve">Для чего нужно Учетная политика – организация при ведении УП нанимает Глав. Бухгалтера (Либо директор </w:t>
       </w:r>
+      <w:proofErr w:type="spellStart"/>
       <w:proofErr w:type="gramStart"/>
       <w:r>
         <w:t>ам</w:t>
       </w:r>
+      <w:proofErr w:type="spellEnd"/>
       <w:proofErr w:type="gramEnd"/>
       <w:r>
         <w:t xml:space="preserve"> но ответственность на нем)</w:t>
@@ -1047,8 +1047,38 @@
       </w:r>
       <w:proofErr w:type="gramEnd"/>
       <w:r>
-        <w:t xml:space="preserve"> кто применяет одновременно несколько налоговых режимов (ОСНО общая система налого обложения и УСНО Упрощённая система налого обложения)</w:t>
-      </w:r>
+        <w:t xml:space="preserve"> кто применяет одновременно несколько налоговых режимов (ОСНО общая система </w:t>
+      </w:r>
+      <w:proofErr w:type="spellStart"/>
+      <w:r>
+        <w:t>налого</w:t>
+      </w:r>
+      <w:proofErr w:type="spellEnd"/>
+      <w:r>
+        <w:t xml:space="preserve"> обложения и УСНО Упрощённая система </w:t>
+      </w:r>
+      <w:proofErr w:type="spellStart"/>
+      <w:r>
+        <w:t>налого</w:t>
+      </w:r>
+      <w:proofErr w:type="spellEnd"/>
+      <w:r>
+        <w:t xml:space="preserve"> обложения)</w:t>
+      </w:r>
+    </w:p>
+    <w:p>
+      <w:pPr>
+        <w:tabs>
+          <w:tab w:val="left" w:pos="4170"/>
+        </w:tabs>
+      </w:pPr>
+    </w:p>
+    <w:p>
+      <w:pPr>
+        <w:tabs>
+          <w:tab w:val="left" w:pos="4170"/>
+        </w:tabs>
+      </w:pPr>
     </w:p>
     <w:sectPr>
       <w:pgSz w:w="11906" w:h="16838"/>
